--- a/Aula 07 - 17-09-2026/Aula 7 - Apostila do Aluno.docx
+++ b/Aula 07 - 17-09-2026/Aula 7 - Apostila do Aluno.docx
@@ -12,7 +12,7 @@
           <w:color w:val="1F497D"/>
           <w:sz w:val="40"/>
         </w:rPr>
-        <w:t>APOSTILA DO ALUNO — AULA 7</w:t>
+        <w:t>APOSTILA DO ALUNO - AULA 7</w:t>
       </w:r>
     </w:p>
     <w:p>
@@ -23,7 +23,7 @@
         <w:rPr>
           <w:sz w:val="26"/>
         </w:rPr>
-        <w:t>Microsoft Power BI Desktop — DAX Avançado: CALCULATE e Inteligência de Tempo</w:t>
+        <w:t>Microsoft Power BI Desktop - DAX Avançado: CALCULATE e Inteligência de Tempo</w:t>
       </w:r>
     </w:p>
     <w:p>
@@ -149,7 +149,7 @@
         <w:pStyle w:val="ListBullet"/>
       </w:pPr>
       <w:r>
-        <w:t>SAMEPERIODLASTYEAR(Calendario[Date]) — mesmo período do ano anterior.</w:t>
+        <w:t>SAMEPERIODLASTYEAR(Calendario[Date]): mesmo período do ano anterior.</w:t>
       </w:r>
     </w:p>
     <w:p>
@@ -157,7 +157,7 @@
         <w:pStyle w:val="ListBullet"/>
       </w:pPr>
       <w:r>
-        <w:t>TOTALYTD([medida], Calendario[Date]) — acumulado do início do ano até a data atual.</w:t>
+        <w:t>TOTALYTD([medida], Calendario[Date]): acumulado do início do ano até a data atual.</w:t>
       </w:r>
     </w:p>
     <w:p>

--- a/Aula 07 - 17-09-2026/Aula 7 - Apostila do Aluno.docx
+++ b/Aula 07 - 17-09-2026/Aula 7 - Apostila do Aluno.docx
@@ -72,6 +72,14 @@
       </w:pPr>
       <w:r>
         <w:t>Como calcular variação percentual entre períodos com segurança (DIVIDE).</w:t>
+      </w:r>
+    </w:p>
+    <w:p>
+      <w:pPr>
+        <w:pStyle w:val="ListBullet"/>
+      </w:pPr>
+      <w:r>
+        <w:t>Como usar variáveis (VAR/RETURN) para organizar fórmulas DAX complexas.</w:t>
       </w:r>
     </w:p>
     <w:p>
@@ -190,6 +198,20 @@
     <w:p>
       <w:r>
         <w:t>Para calcular a variação percentual entre dois períodos, use a função DIVIDE em vez do operador "/". A função DIVIDE evita erros quando o divisor é zero: Variação % vs Ano Anterior = DIVIDE([Total de Vendas] - [Vendas Ano Anterior], [Vendas Ano Anterior]).</w:t>
+      </w:r>
+    </w:p>
+    <w:p>
+      <w:pPr>
+        <w:pStyle w:val="Heading1"/>
+      </w:pPr>
+      <w:r>
+        <w:t>6. Variáveis (VAR/RETURN)</w:t>
+      </w:r>
+    </w:p>
+    <w:p>
+      <w:pPr/>
+      <w:r>
+        <w:t>VAR nomeia um valor intermediário dentro de uma medida, evitando repetir a mesma expressão várias vezes. Sintaxe: VAR NomeVariavel = &lt;expressão&gt; RETURN &lt;expressão final usando a variável&gt;. Isso deixa fórmulas complexas — como as que usam CALCULATE — mais fáceis de ler e depurar, e cada variável só é calculada uma vez, o que também ajuda a performance. Exemplo: VAR VendasAtual = SUM(Vendas[Valor Total]) RETURN VendasAtual.</w:t>
       </w:r>
     </w:p>
     <w:p>
@@ -486,6 +508,14 @@
       </w:pPr>
       <w:r>
         <w:t>Dê um exemplo de medida usando TOTALYTD.</w:t>
+      </w:r>
+    </w:p>
+    <w:p>
+      <w:pPr>
+        <w:pStyle w:val="ListNumber"/>
+      </w:pPr>
+      <w:r>
+        <w:t>Para que serve declarar uma variável com VAR em uma medida DAX?</w:t>
       </w:r>
     </w:p>
     <w:p>

--- a/Aula 07 - 17-09-2026/Aula 7 - Apostila do Aluno.docx
+++ b/Aula 07 - 17-09-2026/Aula 7 - Apostila do Aluno.docx
@@ -223,6 +223,96 @@
           <w:color w:val="1F497D"/>
         </w:rPr>
         <w:t>Glossário</w:t>
+      </w:r>
+    </w:p>
+    <w:p>
+      <w:pPr/>
+      <w:r>
+        <w:rPr>
+          <w:b/>
+        </w:rPr>
+        <w:t>CALCULATE</w:t>
+      </w:r>
+    </w:p>
+    <w:p>
+      <w:pPr/>
+      <w:r>
+        <w:t>Função DAX que modifica o contexto de filtro de um cálculo.</w:t>
+      </w:r>
+    </w:p>
+    <w:p>
+      <w:pPr/>
+      <w:r>
+        <w:rPr>
+          <w:b/>
+        </w:rPr>
+        <w:t>Contexto de filtro</w:t>
+      </w:r>
+    </w:p>
+    <w:p>
+      <w:pPr/>
+      <w:r>
+        <w:t>Conjunto de filtros ativos no momento em que uma medida é calculada.</w:t>
+      </w:r>
+    </w:p>
+    <w:p>
+      <w:pPr/>
+      <w:r>
+        <w:rPr>
+          <w:b/>
+        </w:rPr>
+        <w:t>Inteligência de tempo</w:t>
+      </w:r>
+    </w:p>
+    <w:p>
+      <w:pPr/>
+      <w:r>
+        <w:t>Funções DAX para comparar períodos (ano, mês, trimestre).</w:t>
+      </w:r>
+    </w:p>
+    <w:p>
+      <w:pPr/>
+      <w:r>
+        <w:rPr>
+          <w:b/>
+        </w:rPr>
+        <w:t>SAMEPERIODLASTYEAR</w:t>
+      </w:r>
+    </w:p>
+    <w:p>
+      <w:pPr/>
+      <w:r>
+        <w:t>Retorna o mesmo período do ano anterior.</w:t>
+      </w:r>
+    </w:p>
+    <w:p>
+      <w:pPr/>
+      <w:r>
+        <w:rPr>
+          <w:b/>
+        </w:rPr>
+        <w:t>YTD (Year-To-Date)</w:t>
+      </w:r>
+    </w:p>
+    <w:p>
+      <w:pPr/>
+      <w:r>
+        <w:t>Acumulado do início do ano até a data atual.</w:t>
+      </w:r>
+    </w:p>
+    <w:p>
+      <w:pPr/>
+      <w:r>
+        <w:rPr>
+          <w:b/>
+        </w:rPr>
+        <w:t>VAR / RETURN</w:t>
+      </w:r>
+    </w:p>
+    <w:p>
+      <w:pPr/>
+      <w:r>
+        <w:t>Declara uma variável dentro de uma medida para simplificar e reaproveitar cálculos intermediários.</w:t>
       </w:r>
     </w:p>
     <w:tbl>
